--- a/9-交付管理/运行记录类文件/090204-淮安生态新城信息系统运维服务 -阶段性总结报告.docx
+++ b/9-交付管理/运行记录类文件/090204-淮安生态新城信息系统运维服务 -阶段性总结报告.docx
@@ -21,7 +21,7 @@
           <w:lang w:eastAsia="zh-CN"/>
         </w:rPr>
       </w:pPr>
-      <w:bookmarkStart w:id="0" w:name="_Toc30170"/>
+      <w:bookmarkStart w:id="0" w:name="_Toc11090"/>
       <w:r>
         <w:rPr>
           <w:rFonts w:hint="eastAsia"/>
@@ -50,7 +50,7 @@
         <w:pStyle w:val="29"/>
         <w:spacing w:after="2160"/>
       </w:pPr>
-      <w:bookmarkStart w:id="1" w:name="_Toc701"/>
+      <w:bookmarkStart w:id="1" w:name="_Toc32409"/>
       <w:r>
         <w:t>江苏云储智能科技有限公司</w:t>
       </w:r>
@@ -155,7 +155,7 @@
         </w:rPr>
       </w:pPr>
       <w:bookmarkStart w:id="2" w:name="_Toc7401"/>
-      <w:bookmarkStart w:id="3" w:name="_Toc2537"/>
+      <w:bookmarkStart w:id="3" w:name="_Toc10814"/>
       <w:r>
         <w:rPr>
           <w:rFonts w:ascii="宋体" w:hAnsi="宋体" w:cs="宋体"/>
@@ -970,8 +970,6 @@
               <w:tab w:val="right" w:leader="dot" w:pos="8336"/>
             </w:tabs>
           </w:pPr>
-          <w:bookmarkStart w:id="58" w:name="_GoBack"/>
-          <w:bookmarkEnd w:id="58"/>
           <w:r>
             <w:rPr>
               <w:rFonts w:ascii="Calibri" w:hAnsi="Calibri" w:eastAsia="Calibri" w:cs="Calibri"/>
@@ -1008,7 +1006,7 @@
               <w:rFonts w:ascii="Calibri" w:hAnsi="Calibri" w:eastAsia="Calibri" w:cs="Calibri"/>
               <w:szCs w:val="20"/>
             </w:rPr>
-            <w:instrText xml:space="preserve"> HYPERLINK \l _Toc30170 </w:instrText>
+            <w:instrText xml:space="preserve"> HYPERLINK \l _Toc11090 </w:instrText>
           </w:r>
           <w:r>
             <w:rPr>
@@ -1044,7 +1042,7 @@
             <w:fldChar w:fldCharType="begin"/>
           </w:r>
           <w:r>
-            <w:instrText xml:space="preserve"> PAGEREF _Toc30170 \h </w:instrText>
+            <w:instrText xml:space="preserve"> PAGEREF _Toc11090 \h </w:instrText>
           </w:r>
           <w:r>
             <w:fldChar w:fldCharType="separate"/>
@@ -1082,7 +1080,7 @@
               <w:rFonts w:ascii="Calibri" w:hAnsi="Calibri" w:eastAsia="Calibri" w:cs="Calibri"/>
               <w:szCs w:val="20"/>
             </w:rPr>
-            <w:instrText xml:space="preserve"> HYPERLINK \l _Toc701 </w:instrText>
+            <w:instrText xml:space="preserve"> HYPERLINK \l _Toc32409 </w:instrText>
           </w:r>
           <w:r>
             <w:rPr>
@@ -1101,7 +1099,7 @@
             <w:fldChar w:fldCharType="begin"/>
           </w:r>
           <w:r>
-            <w:instrText xml:space="preserve"> PAGEREF _Toc701 \h </w:instrText>
+            <w:instrText xml:space="preserve"> PAGEREF _Toc32409 \h </w:instrText>
           </w:r>
           <w:r>
             <w:fldChar w:fldCharType="separate"/>
@@ -1139,7 +1137,7 @@
               <w:rFonts w:ascii="Calibri" w:hAnsi="Calibri" w:eastAsia="Calibri" w:cs="Calibri"/>
               <w:szCs w:val="20"/>
             </w:rPr>
-            <w:instrText xml:space="preserve"> HYPERLINK \l _Toc2537 </w:instrText>
+            <w:instrText xml:space="preserve"> HYPERLINK \l _Toc10814 </w:instrText>
           </w:r>
           <w:r>
             <w:rPr>
@@ -1162,7 +1160,7 @@
             <w:fldChar w:fldCharType="begin"/>
           </w:r>
           <w:r>
-            <w:instrText xml:space="preserve"> PAGEREF _Toc2537 \h </w:instrText>
+            <w:instrText xml:space="preserve"> PAGEREF _Toc10814 \h </w:instrText>
           </w:r>
           <w:r>
             <w:fldChar w:fldCharType="separate"/>
@@ -1200,7 +1198,7 @@
               <w:rFonts w:ascii="Calibri" w:hAnsi="Calibri" w:eastAsia="Calibri" w:cs="Calibri"/>
               <w:szCs w:val="20"/>
             </w:rPr>
-            <w:instrText xml:space="preserve"> HYPERLINK \l _Toc21783 </w:instrText>
+            <w:instrText xml:space="preserve"> HYPERLINK \l _Toc15951 </w:instrText>
           </w:r>
           <w:r>
             <w:rPr>
@@ -1216,7 +1214,7 @@
             <w:t xml:space="preserve">1. </w:t>
           </w:r>
           <w:r>
-            <w:t>一、报告概述</w:t>
+            <w:t>报告概述</w:t>
           </w:r>
           <w:r>
             <w:tab/>
@@ -1225,7 +1223,7 @@
             <w:fldChar w:fldCharType="begin"/>
           </w:r>
           <w:r>
-            <w:instrText xml:space="preserve"> PAGEREF _Toc21783 \h </w:instrText>
+            <w:instrText xml:space="preserve"> PAGEREF _Toc15951 \h </w:instrText>
           </w:r>
           <w:r>
             <w:fldChar w:fldCharType="separate"/>
@@ -1263,7 +1261,7 @@
               <w:rFonts w:ascii="Calibri" w:hAnsi="Calibri" w:eastAsia="Calibri" w:cs="Calibri"/>
               <w:szCs w:val="20"/>
             </w:rPr>
-            <w:instrText xml:space="preserve"> HYPERLINK \l _Toc21225 </w:instrText>
+            <w:instrText xml:space="preserve"> HYPERLINK \l _Toc26319 </w:instrText>
           </w:r>
           <w:r>
             <w:rPr>
@@ -1288,7 +1286,7 @@
             <w:fldChar w:fldCharType="begin"/>
           </w:r>
           <w:r>
-            <w:instrText xml:space="preserve"> PAGEREF _Toc21225 \h </w:instrText>
+            <w:instrText xml:space="preserve"> PAGEREF _Toc26319 \h </w:instrText>
           </w:r>
           <w:r>
             <w:fldChar w:fldCharType="separate"/>
@@ -1326,7 +1324,7 @@
               <w:rFonts w:ascii="Calibri" w:hAnsi="Calibri" w:eastAsia="Calibri" w:cs="Calibri"/>
               <w:szCs w:val="20"/>
             </w:rPr>
-            <w:instrText xml:space="preserve"> HYPERLINK \l _Toc30483 </w:instrText>
+            <w:instrText xml:space="preserve"> HYPERLINK \l _Toc547 </w:instrText>
           </w:r>
           <w:r>
             <w:rPr>
@@ -1351,7 +1349,7 @@
             <w:fldChar w:fldCharType="begin"/>
           </w:r>
           <w:r>
-            <w:instrText xml:space="preserve"> PAGEREF _Toc30483 \h </w:instrText>
+            <w:instrText xml:space="preserve"> PAGEREF _Toc547 \h </w:instrText>
           </w:r>
           <w:r>
             <w:fldChar w:fldCharType="separate"/>
@@ -1389,7 +1387,7 @@
               <w:rFonts w:ascii="Calibri" w:hAnsi="Calibri" w:eastAsia="Calibri" w:cs="Calibri"/>
               <w:szCs w:val="20"/>
             </w:rPr>
-            <w:instrText xml:space="preserve"> HYPERLINK \l _Toc16041 </w:instrText>
+            <w:instrText xml:space="preserve"> HYPERLINK \l _Toc26844 </w:instrText>
           </w:r>
           <w:r>
             <w:rPr>
@@ -1414,7 +1412,7 @@
             <w:fldChar w:fldCharType="begin"/>
           </w:r>
           <w:r>
-            <w:instrText xml:space="preserve"> PAGEREF _Toc16041 \h </w:instrText>
+            <w:instrText xml:space="preserve"> PAGEREF _Toc26844 \h </w:instrText>
           </w:r>
           <w:r>
             <w:fldChar w:fldCharType="separate"/>
@@ -1452,7 +1450,7 @@
               <w:rFonts w:ascii="Calibri" w:hAnsi="Calibri" w:eastAsia="Calibri" w:cs="Calibri"/>
               <w:szCs w:val="20"/>
             </w:rPr>
-            <w:instrText xml:space="preserve"> HYPERLINK \l _Toc25816 </w:instrText>
+            <w:instrText xml:space="preserve"> HYPERLINK \l _Toc25861 </w:instrText>
           </w:r>
           <w:r>
             <w:rPr>
@@ -1477,7 +1475,7 @@
             <w:fldChar w:fldCharType="begin"/>
           </w:r>
           <w:r>
-            <w:instrText xml:space="preserve"> PAGEREF _Toc25816 \h </w:instrText>
+            <w:instrText xml:space="preserve"> PAGEREF _Toc25861 \h </w:instrText>
           </w:r>
           <w:r>
             <w:fldChar w:fldCharType="separate"/>
@@ -1515,7 +1513,7 @@
               <w:rFonts w:ascii="Calibri" w:hAnsi="Calibri" w:eastAsia="Calibri" w:cs="Calibri"/>
               <w:szCs w:val="20"/>
             </w:rPr>
-            <w:instrText xml:space="preserve"> HYPERLINK \l _Toc28644 </w:instrText>
+            <w:instrText xml:space="preserve"> HYPERLINK \l _Toc4158 </w:instrText>
           </w:r>
           <w:r>
             <w:rPr>
@@ -1540,7 +1538,7 @@
             <w:fldChar w:fldCharType="begin"/>
           </w:r>
           <w:r>
-            <w:instrText xml:space="preserve"> PAGEREF _Toc28644 \h </w:instrText>
+            <w:instrText xml:space="preserve"> PAGEREF _Toc4158 \h </w:instrText>
           </w:r>
           <w:r>
             <w:fldChar w:fldCharType="separate"/>
@@ -1578,7 +1576,7 @@
               <w:rFonts w:ascii="Calibri" w:hAnsi="Calibri" w:eastAsia="Calibri" w:cs="Calibri"/>
               <w:szCs w:val="20"/>
             </w:rPr>
-            <w:instrText xml:space="preserve"> HYPERLINK \l _Toc14501 </w:instrText>
+            <w:instrText xml:space="preserve"> HYPERLINK \l _Toc23914 </w:instrText>
           </w:r>
           <w:r>
             <w:rPr>
@@ -1603,7 +1601,7 @@
             <w:fldChar w:fldCharType="begin"/>
           </w:r>
           <w:r>
-            <w:instrText xml:space="preserve"> PAGEREF _Toc14501 \h </w:instrText>
+            <w:instrText xml:space="preserve"> PAGEREF _Toc23914 \h </w:instrText>
           </w:r>
           <w:r>
             <w:fldChar w:fldCharType="separate"/>
@@ -1641,7 +1639,7 @@
               <w:rFonts w:ascii="Calibri" w:hAnsi="Calibri" w:eastAsia="Calibri" w:cs="Calibri"/>
               <w:szCs w:val="20"/>
             </w:rPr>
-            <w:instrText xml:space="preserve"> HYPERLINK \l _Toc14500 </w:instrText>
+            <w:instrText xml:space="preserve"> HYPERLINK \l _Toc16271 </w:instrText>
           </w:r>
           <w:r>
             <w:rPr>
@@ -1657,7 +1655,7 @@
             <w:t xml:space="preserve">2.2. </w:t>
           </w:r>
           <w:r>
-            <w:t>2.2 服务指标达成情况</w:t>
+            <w:t>服务指标达成情况</w:t>
           </w:r>
           <w:r>
             <w:tab/>
@@ -1666,7 +1664,7 @@
             <w:fldChar w:fldCharType="begin"/>
           </w:r>
           <w:r>
-            <w:instrText xml:space="preserve"> PAGEREF _Toc14500 \h </w:instrText>
+            <w:instrText xml:space="preserve"> PAGEREF _Toc16271 \h </w:instrText>
           </w:r>
           <w:r>
             <w:fldChar w:fldCharType="separate"/>
@@ -1704,7 +1702,7 @@
               <w:rFonts w:ascii="Calibri" w:hAnsi="Calibri" w:eastAsia="Calibri" w:cs="Calibri"/>
               <w:szCs w:val="20"/>
             </w:rPr>
-            <w:instrText xml:space="preserve"> HYPERLINK \l _Toc8724 </w:instrText>
+            <w:instrText xml:space="preserve"> HYPERLINK \l _Toc22933 </w:instrText>
           </w:r>
           <w:r>
             <w:rPr>
@@ -1729,7 +1727,7 @@
             <w:fldChar w:fldCharType="begin"/>
           </w:r>
           <w:r>
-            <w:instrText xml:space="preserve"> PAGEREF _Toc8724 \h </w:instrText>
+            <w:instrText xml:space="preserve"> PAGEREF _Toc22933 \h </w:instrText>
           </w:r>
           <w:r>
             <w:fldChar w:fldCharType="separate"/>
@@ -1767,7 +1765,7 @@
               <w:rFonts w:ascii="Calibri" w:hAnsi="Calibri" w:eastAsia="Calibri" w:cs="Calibri"/>
               <w:szCs w:val="20"/>
             </w:rPr>
-            <w:instrText xml:space="preserve"> HYPERLINK \l _Toc233 </w:instrText>
+            <w:instrText xml:space="preserve"> HYPERLINK \l _Toc12753 </w:instrText>
           </w:r>
           <w:r>
             <w:rPr>
@@ -1792,7 +1790,7 @@
             <w:fldChar w:fldCharType="begin"/>
           </w:r>
           <w:r>
-            <w:instrText xml:space="preserve"> PAGEREF _Toc233 \h </w:instrText>
+            <w:instrText xml:space="preserve"> PAGEREF _Toc12753 \h </w:instrText>
           </w:r>
           <w:r>
             <w:fldChar w:fldCharType="separate"/>
@@ -1830,7 +1828,7 @@
               <w:rFonts w:ascii="Calibri" w:hAnsi="Calibri" w:eastAsia="Calibri" w:cs="Calibri"/>
               <w:szCs w:val="20"/>
             </w:rPr>
-            <w:instrText xml:space="preserve"> HYPERLINK \l _Toc19633 </w:instrText>
+            <w:instrText xml:space="preserve"> HYPERLINK \l _Toc16165 </w:instrText>
           </w:r>
           <w:r>
             <w:rPr>
@@ -1855,7 +1853,7 @@
             <w:fldChar w:fldCharType="begin"/>
           </w:r>
           <w:r>
-            <w:instrText xml:space="preserve"> PAGEREF _Toc19633 \h </w:instrText>
+            <w:instrText xml:space="preserve"> PAGEREF _Toc16165 \h </w:instrText>
           </w:r>
           <w:r>
             <w:fldChar w:fldCharType="separate"/>
@@ -1893,7 +1891,7 @@
               <w:rFonts w:ascii="Calibri" w:hAnsi="Calibri" w:eastAsia="Calibri" w:cs="Calibri"/>
               <w:szCs w:val="20"/>
             </w:rPr>
-            <w:instrText xml:space="preserve"> HYPERLINK \l _Toc17263 </w:instrText>
+            <w:instrText xml:space="preserve"> HYPERLINK \l _Toc31299 </w:instrText>
           </w:r>
           <w:r>
             <w:rPr>
@@ -1918,7 +1916,7 @@
             <w:fldChar w:fldCharType="begin"/>
           </w:r>
           <w:r>
-            <w:instrText xml:space="preserve"> PAGEREF _Toc17263 \h </w:instrText>
+            <w:instrText xml:space="preserve"> PAGEREF _Toc31299 \h </w:instrText>
           </w:r>
           <w:r>
             <w:fldChar w:fldCharType="separate"/>
@@ -1956,7 +1954,7 @@
               <w:rFonts w:ascii="Calibri" w:hAnsi="Calibri" w:eastAsia="Calibri" w:cs="Calibri"/>
               <w:szCs w:val="20"/>
             </w:rPr>
-            <w:instrText xml:space="preserve"> HYPERLINK \l _Toc22557 </w:instrText>
+            <w:instrText xml:space="preserve"> HYPERLINK \l _Toc28685 </w:instrText>
           </w:r>
           <w:r>
             <w:rPr>
@@ -1974,6 +1972,8 @@
           <w:r>
             <w:t>质量监控与改进</w:t>
           </w:r>
+          <w:bookmarkStart w:id="58" w:name="_GoBack"/>
+          <w:bookmarkEnd w:id="58"/>
           <w:r>
             <w:tab/>
           </w:r>
@@ -1981,7 +1981,7 @@
             <w:fldChar w:fldCharType="begin"/>
           </w:r>
           <w:r>
-            <w:instrText xml:space="preserve"> PAGEREF _Toc22557 \h </w:instrText>
+            <w:instrText xml:space="preserve"> PAGEREF _Toc28685 \h </w:instrText>
           </w:r>
           <w:r>
             <w:fldChar w:fldCharType="separate"/>
@@ -2019,7 +2019,7 @@
               <w:rFonts w:ascii="Calibri" w:hAnsi="Calibri" w:eastAsia="Calibri" w:cs="Calibri"/>
               <w:szCs w:val="20"/>
             </w:rPr>
-            <w:instrText xml:space="preserve"> HYPERLINK \l _Toc22988 </w:instrText>
+            <w:instrText xml:space="preserve"> HYPERLINK \l _Toc26609 </w:instrText>
           </w:r>
           <w:r>
             <w:rPr>
@@ -2044,7 +2044,7 @@
             <w:fldChar w:fldCharType="begin"/>
           </w:r>
           <w:r>
-            <w:instrText xml:space="preserve"> PAGEREF _Toc22988 \h </w:instrText>
+            <w:instrText xml:space="preserve"> PAGEREF _Toc26609 \h </w:instrText>
           </w:r>
           <w:r>
             <w:fldChar w:fldCharType="separate"/>
@@ -2082,7 +2082,7 @@
               <w:rFonts w:ascii="Calibri" w:hAnsi="Calibri" w:eastAsia="Calibri" w:cs="Calibri"/>
               <w:szCs w:val="20"/>
             </w:rPr>
-            <w:instrText xml:space="preserve"> HYPERLINK \l _Toc22086 </w:instrText>
+            <w:instrText xml:space="preserve"> HYPERLINK \l _Toc18536 </w:instrText>
           </w:r>
           <w:r>
             <w:rPr>
@@ -2107,7 +2107,7 @@
             <w:fldChar w:fldCharType="begin"/>
           </w:r>
           <w:r>
-            <w:instrText xml:space="preserve"> PAGEREF _Toc22086 \h </w:instrText>
+            <w:instrText xml:space="preserve"> PAGEREF _Toc18536 \h </w:instrText>
           </w:r>
           <w:r>
             <w:fldChar w:fldCharType="separate"/>
@@ -2145,7 +2145,7 @@
               <w:rFonts w:ascii="Calibri" w:hAnsi="Calibri" w:eastAsia="Calibri" w:cs="Calibri"/>
               <w:szCs w:val="20"/>
             </w:rPr>
-            <w:instrText xml:space="preserve"> HYPERLINK \l _Toc23092 </w:instrText>
+            <w:instrText xml:space="preserve"> HYPERLINK \l _Toc4810 </w:instrText>
           </w:r>
           <w:r>
             <w:rPr>
@@ -2170,7 +2170,7 @@
             <w:fldChar w:fldCharType="begin"/>
           </w:r>
           <w:r>
-            <w:instrText xml:space="preserve"> PAGEREF _Toc23092 \h </w:instrText>
+            <w:instrText xml:space="preserve"> PAGEREF _Toc4810 \h </w:instrText>
           </w:r>
           <w:r>
             <w:fldChar w:fldCharType="separate"/>
@@ -2208,7 +2208,7 @@
               <w:rFonts w:ascii="Calibri" w:hAnsi="Calibri" w:eastAsia="Calibri" w:cs="Calibri"/>
               <w:szCs w:val="20"/>
             </w:rPr>
-            <w:instrText xml:space="preserve"> HYPERLINK \l _Toc10376 </w:instrText>
+            <w:instrText xml:space="preserve"> HYPERLINK \l _Toc25537 </w:instrText>
           </w:r>
           <w:r>
             <w:rPr>
@@ -2233,7 +2233,7 @@
             <w:fldChar w:fldCharType="begin"/>
           </w:r>
           <w:r>
-            <w:instrText xml:space="preserve"> PAGEREF _Toc10376 \h </w:instrText>
+            <w:instrText xml:space="preserve"> PAGEREF _Toc25537 \h </w:instrText>
           </w:r>
           <w:r>
             <w:fldChar w:fldCharType="separate"/>
@@ -2271,7 +2271,7 @@
               <w:rFonts w:ascii="Calibri" w:hAnsi="Calibri" w:eastAsia="Calibri" w:cs="Calibri"/>
               <w:szCs w:val="20"/>
             </w:rPr>
-            <w:instrText xml:space="preserve"> HYPERLINK \l _Toc7332 </w:instrText>
+            <w:instrText xml:space="preserve"> HYPERLINK \l _Toc17971 </w:instrText>
           </w:r>
           <w:r>
             <w:rPr>
@@ -2287,7 +2287,7 @@
             <w:t xml:space="preserve">5.2. </w:t>
           </w:r>
           <w:r>
-            <w:t>5.2 改进建议</w:t>
+            <w:t>改进建议</w:t>
           </w:r>
           <w:r>
             <w:tab/>
@@ -2296,7 +2296,7 @@
             <w:fldChar w:fldCharType="begin"/>
           </w:r>
           <w:r>
-            <w:instrText xml:space="preserve"> PAGEREF _Toc7332 \h </w:instrText>
+            <w:instrText xml:space="preserve"> PAGEREF _Toc17971 \h </w:instrText>
           </w:r>
           <w:r>
             <w:fldChar w:fldCharType="separate"/>
@@ -2334,7 +2334,7 @@
               <w:rFonts w:ascii="Calibri" w:hAnsi="Calibri" w:eastAsia="Calibri" w:cs="Calibri"/>
               <w:szCs w:val="20"/>
             </w:rPr>
-            <w:instrText xml:space="preserve"> HYPERLINK \l _Toc6834 </w:instrText>
+            <w:instrText xml:space="preserve"> HYPERLINK \l _Toc11721 </w:instrText>
           </w:r>
           <w:r>
             <w:rPr>
@@ -2359,7 +2359,7 @@
             <w:fldChar w:fldCharType="begin"/>
           </w:r>
           <w:r>
-            <w:instrText xml:space="preserve"> PAGEREF _Toc6834 \h </w:instrText>
+            <w:instrText xml:space="preserve"> PAGEREF _Toc11721 \h </w:instrText>
           </w:r>
           <w:r>
             <w:fldChar w:fldCharType="separate"/>
@@ -2397,7 +2397,7 @@
               <w:rFonts w:ascii="Calibri" w:hAnsi="Calibri" w:eastAsia="Calibri" w:cs="Calibri"/>
               <w:szCs w:val="20"/>
             </w:rPr>
-            <w:instrText xml:space="preserve"> HYPERLINK \l _Toc27220 </w:instrText>
+            <w:instrText xml:space="preserve"> HYPERLINK \l _Toc23927 </w:instrText>
           </w:r>
           <w:r>
             <w:rPr>
@@ -2422,7 +2422,7 @@
             <w:fldChar w:fldCharType="begin"/>
           </w:r>
           <w:r>
-            <w:instrText xml:space="preserve"> PAGEREF _Toc27220 \h </w:instrText>
+            <w:instrText xml:space="preserve"> PAGEREF _Toc23927 \h </w:instrText>
           </w:r>
           <w:r>
             <w:fldChar w:fldCharType="separate"/>
@@ -2460,7 +2460,7 @@
               <w:rFonts w:ascii="Calibri" w:hAnsi="Calibri" w:eastAsia="Calibri" w:cs="Calibri"/>
               <w:szCs w:val="20"/>
             </w:rPr>
-            <w:instrText xml:space="preserve"> HYPERLINK \l _Toc21309 </w:instrText>
+            <w:instrText xml:space="preserve"> HYPERLINK \l _Toc8593 </w:instrText>
           </w:r>
           <w:r>
             <w:rPr>
@@ -2485,7 +2485,7 @@
             <w:fldChar w:fldCharType="begin"/>
           </w:r>
           <w:r>
-            <w:instrText xml:space="preserve"> PAGEREF _Toc21309 \h </w:instrText>
+            <w:instrText xml:space="preserve"> PAGEREF _Toc8593 \h </w:instrText>
           </w:r>
           <w:r>
             <w:fldChar w:fldCharType="separate"/>
@@ -2523,7 +2523,7 @@
               <w:rFonts w:ascii="Calibri" w:hAnsi="Calibri" w:eastAsia="Calibri" w:cs="Calibri"/>
               <w:szCs w:val="20"/>
             </w:rPr>
-            <w:instrText xml:space="preserve"> HYPERLINK \l _Toc12682 </w:instrText>
+            <w:instrText xml:space="preserve"> HYPERLINK \l _Toc2184 </w:instrText>
           </w:r>
           <w:r>
             <w:rPr>
@@ -2548,7 +2548,7 @@
             <w:fldChar w:fldCharType="begin"/>
           </w:r>
           <w:r>
-            <w:instrText xml:space="preserve"> PAGEREF _Toc12682 \h </w:instrText>
+            <w:instrText xml:space="preserve"> PAGEREF _Toc2184 \h </w:instrText>
           </w:r>
           <w:r>
             <w:fldChar w:fldCharType="separate"/>
@@ -2586,7 +2586,7 @@
               <w:rFonts w:ascii="Calibri" w:hAnsi="Calibri" w:eastAsia="Calibri" w:cs="Calibri"/>
               <w:szCs w:val="20"/>
             </w:rPr>
-            <w:instrText xml:space="preserve"> HYPERLINK \l _Toc10810 </w:instrText>
+            <w:instrText xml:space="preserve"> HYPERLINK \l _Toc29634 </w:instrText>
           </w:r>
           <w:r>
             <w:rPr>
@@ -2611,7 +2611,7 @@
             <w:fldChar w:fldCharType="begin"/>
           </w:r>
           <w:r>
-            <w:instrText xml:space="preserve"> PAGEREF _Toc10810 \h </w:instrText>
+            <w:instrText xml:space="preserve"> PAGEREF _Toc29634 \h </w:instrText>
           </w:r>
           <w:r>
             <w:fldChar w:fldCharType="separate"/>
@@ -2670,9 +2670,9 @@
       <w:bookmarkStart w:id="4" w:name="bookmark11"/>
       <w:bookmarkEnd w:id="4"/>
       <w:bookmarkStart w:id="5" w:name="heading_0"/>
-      <w:bookmarkStart w:id="6" w:name="_Toc21783"/>
+      <w:bookmarkStart w:id="6" w:name="_Toc15951"/>
       <w:r>
-        <w:t>一、报告概述</w:t>
+        <w:t>报告概述</w:t>
       </w:r>
       <w:bookmarkEnd w:id="5"/>
       <w:bookmarkEnd w:id="6"/>
@@ -2683,7 +2683,7 @@
         <w:bidi w:val="0"/>
       </w:pPr>
       <w:bookmarkStart w:id="7" w:name="heading_1"/>
-      <w:bookmarkStart w:id="8" w:name="_Toc21225"/>
+      <w:bookmarkStart w:id="8" w:name="_Toc26319"/>
       <w:r>
         <w:t>编制目的</w:t>
       </w:r>
@@ -2705,7 +2705,7 @@
         <w:bidi w:val="0"/>
       </w:pPr>
       <w:bookmarkStart w:id="9" w:name="heading_2"/>
-      <w:bookmarkStart w:id="10" w:name="_Toc30483"/>
+      <w:bookmarkStart w:id="10" w:name="_Toc547"/>
       <w:r>
         <w:t>报告期间</w:t>
       </w:r>
@@ -2737,7 +2737,7 @@
         <w:bidi w:val="0"/>
       </w:pPr>
       <w:bookmarkStart w:id="11" w:name="heading_3"/>
-      <w:bookmarkStart w:id="12" w:name="_Toc16041"/>
+      <w:bookmarkStart w:id="12" w:name="_Toc26844"/>
       <w:r>
         <w:t>服务范围</w:t>
       </w:r>
@@ -2759,7 +2759,7 @@
         <w:bidi w:val="0"/>
       </w:pPr>
       <w:bookmarkStart w:id="13" w:name="heading_4"/>
-      <w:bookmarkStart w:id="14" w:name="_Toc25816"/>
+      <w:bookmarkStart w:id="14" w:name="_Toc25861"/>
       <w:r>
         <w:t>服务团队</w:t>
       </w:r>
@@ -3526,7 +3526,7 @@
         <w:bidi w:val="0"/>
       </w:pPr>
       <w:bookmarkStart w:id="15" w:name="heading_5"/>
-      <w:bookmarkStart w:id="16" w:name="_Toc28644"/>
+      <w:bookmarkStart w:id="16" w:name="_Toc4158"/>
       <w:r>
         <w:t>项目总体回顾</w:t>
       </w:r>
@@ -3539,7 +3539,7 @@
         <w:bidi w:val="0"/>
       </w:pPr>
       <w:bookmarkStart w:id="17" w:name="heading_6"/>
-      <w:bookmarkStart w:id="18" w:name="_Toc14501"/>
+      <w:bookmarkStart w:id="18" w:name="_Toc23914"/>
       <w:r>
         <w:t>服务执行概况</w:t>
       </w:r>
@@ -4974,9 +4974,9 @@
         <w:bidi w:val="0"/>
       </w:pPr>
       <w:bookmarkStart w:id="19" w:name="heading_7"/>
-      <w:bookmarkStart w:id="20" w:name="_Toc14500"/>
+      <w:bookmarkStart w:id="20" w:name="_Toc16271"/>
       <w:r>
-        <w:t>2.2 服务指标达成情况</w:t>
+        <w:t>服务指标达成情况</w:t>
       </w:r>
       <w:bookmarkEnd w:id="19"/>
       <w:bookmarkEnd w:id="20"/>
@@ -5037,12 +5037,6 @@
             <w:insideH w:val="none" w:color="DEE0E3" w:sz="0" w:space="0"/>
             <w:insideV w:val="none" w:color="DEE0E3" w:sz="0" w:space="0"/>
           </w:tblBorders>
-          <w:tblCellMar>
-            <w:top w:w="0" w:type="dxa"/>
-            <w:left w:w="10" w:type="dxa"/>
-            <w:bottom w:w="0" w:type="dxa"/>
-            <w:right w:w="10" w:type="dxa"/>
-          </w:tblCellMar>
         </w:tblPrEx>
         <w:trPr>
           <w:trHeight w:val="0" w:hRule="atLeast"/>
@@ -6293,7 +6287,7 @@
         <w:bidi w:val="0"/>
       </w:pPr>
       <w:bookmarkStart w:id="21" w:name="heading_8"/>
-      <w:bookmarkStart w:id="22" w:name="_Toc8724"/>
+      <w:bookmarkStart w:id="22" w:name="_Toc22933"/>
       <w:r>
         <w:t>各阶段工作完成情况</w:t>
       </w:r>
@@ -6306,7 +6300,7 @@
         <w:bidi w:val="0"/>
       </w:pPr>
       <w:bookmarkStart w:id="23" w:name="heading_9"/>
-      <w:bookmarkStart w:id="24" w:name="_Toc233"/>
+      <w:bookmarkStart w:id="24" w:name="_Toc12753"/>
       <w:r>
         <w:t>第一阶段：启动准备（2025年8月15日—8月21日）</w:t>
       </w:r>
@@ -7546,7 +7540,7 @@
         <w:bidi w:val="0"/>
       </w:pPr>
       <w:bookmarkStart w:id="28" w:name="heading_13"/>
-      <w:bookmarkStart w:id="29" w:name="_Toc19633"/>
+      <w:bookmarkStart w:id="29" w:name="_Toc16165"/>
       <w:r>
         <w:t>第二阶段：持续运营（2025年8月22日—2025年12月31日）</w:t>
       </w:r>
@@ -8899,7 +8893,7 @@
         <w:bidi w:val="0"/>
       </w:pPr>
       <w:bookmarkStart w:id="34" w:name="heading_19"/>
-      <w:bookmarkStart w:id="35" w:name="_Toc17263"/>
+      <w:bookmarkStart w:id="35" w:name="_Toc31299"/>
       <w:r>
         <w:t>第三阶段：收尾总结</w:t>
       </w:r>
@@ -8921,7 +8915,7 @@
         <w:bidi w:val="0"/>
       </w:pPr>
       <w:bookmarkStart w:id="36" w:name="heading_20"/>
-      <w:bookmarkStart w:id="37" w:name="_Toc22557"/>
+      <w:bookmarkStart w:id="37" w:name="_Toc28685"/>
       <w:r>
         <w:t>质量监控与改进</w:t>
       </w:r>
@@ -8934,7 +8928,7 @@
         <w:bidi w:val="0"/>
       </w:pPr>
       <w:bookmarkStart w:id="38" w:name="heading_21"/>
-      <w:bookmarkStart w:id="39" w:name="_Toc22988"/>
+      <w:bookmarkStart w:id="39" w:name="_Toc26609"/>
       <w:r>
         <w:t>质量监控执行情况</w:t>
       </w:r>
@@ -9022,7 +9016,7 @@
         <w:bidi w:val="0"/>
       </w:pPr>
       <w:bookmarkStart w:id="40" w:name="heading_22"/>
-      <w:bookmarkStart w:id="41" w:name="_Toc22086"/>
+      <w:bookmarkStart w:id="41" w:name="_Toc18536"/>
       <w:r>
         <w:t>主要改进事项</w:t>
       </w:r>
@@ -9650,7 +9644,7 @@
         <w:bidi w:val="0"/>
       </w:pPr>
       <w:bookmarkStart w:id="42" w:name="heading_23"/>
-      <w:bookmarkStart w:id="43" w:name="_Toc23092"/>
+      <w:bookmarkStart w:id="43" w:name="_Toc4810"/>
       <w:r>
         <w:t>存在问题与不足</w:t>
       </w:r>
@@ -9663,7 +9657,7 @@
         <w:bidi w:val="0"/>
       </w:pPr>
       <w:bookmarkStart w:id="44" w:name="heading_24"/>
-      <w:bookmarkStart w:id="45" w:name="_Toc10376"/>
+      <w:bookmarkStart w:id="45" w:name="_Toc25537"/>
       <w:r>
         <w:t>本阶段存在的问题</w:t>
       </w:r>
@@ -9718,9 +9712,9 @@
         <w:bidi w:val="0"/>
       </w:pPr>
       <w:bookmarkStart w:id="46" w:name="heading_25"/>
-      <w:bookmarkStart w:id="47" w:name="_Toc7332"/>
+      <w:bookmarkStart w:id="47" w:name="_Toc17971"/>
       <w:r>
-        <w:t>5.2 改进建议</w:t>
+        <w:t>改进建议</w:t>
       </w:r>
       <w:bookmarkEnd w:id="46"/>
       <w:bookmarkEnd w:id="47"/>
@@ -9787,7 +9781,7 @@
         <w:bidi w:val="0"/>
       </w:pPr>
       <w:bookmarkStart w:id="48" w:name="heading_26"/>
-      <w:bookmarkStart w:id="49" w:name="_Toc6834"/>
+      <w:bookmarkStart w:id="49" w:name="_Toc11721"/>
       <w:r>
         <w:t>总结</w:t>
       </w:r>
@@ -9800,7 +9794,7 @@
         <w:bidi w:val="0"/>
       </w:pPr>
       <w:bookmarkStart w:id="50" w:name="heading_27"/>
-      <w:bookmarkStart w:id="51" w:name="_Toc27220"/>
+      <w:bookmarkStart w:id="51" w:name="_Toc23927"/>
       <w:r>
         <w:t>本阶段整体评价</w:t>
       </w:r>
@@ -9832,7 +9826,7 @@
         <w:bidi w:val="0"/>
       </w:pPr>
       <w:bookmarkStart w:id="52" w:name="heading_28"/>
-      <w:bookmarkStart w:id="53" w:name="_Toc21309"/>
+      <w:bookmarkStart w:id="53" w:name="_Toc8593"/>
       <w:r>
         <w:t>本阶段主要经验</w:t>
       </w:r>
@@ -9887,7 +9881,7 @@
         <w:bidi w:val="0"/>
       </w:pPr>
       <w:bookmarkStart w:id="54" w:name="heading_29"/>
-      <w:bookmarkStart w:id="55" w:name="_Toc12682"/>
+      <w:bookmarkStart w:id="55" w:name="_Toc2184"/>
       <w:r>
         <w:t>后续工作建议</w:t>
       </w:r>
@@ -9956,7 +9950,7 @@
         <w:bidi w:val="0"/>
       </w:pPr>
       <w:bookmarkStart w:id="56" w:name="heading_30"/>
-      <w:bookmarkStart w:id="57" w:name="_Toc10810"/>
+      <w:bookmarkStart w:id="57" w:name="_Toc29634"/>
       <w:r>
         <w:t>附件</w:t>
       </w:r>
